--- a/templates/02_pracovni_smlouva.docx
+++ b/templates/02_pracovni_smlouva.docx
@@ -28,6 +28,12 @@
           <w:sz w:val="22"/>
         </w:rPr>
         <w:t xml:space="preserve">Číslo jednací: </w:t>
+      </w:r>
+      <w:r>
+        <w:rPr>
+          <w:sz w:val="22"/>
+        </w:rPr>
+        <w:t xml:space="preserve">{{cj}}</w:t>
       </w:r>
     </w:p>
     <w:p>
